--- a/dossier-deets-apprentissage/word/14_Etat_descriptif_suivi_des_anciens_apprentis.docx
+++ b/dossier-deets-apprentissage/word/14_Etat_descriptif_suivi_des_anciens_apprentis.docx
@@ -8,27 +8,38 @@
       </w:pPr>
       <w:r>
         <w:rPr>
-          <w:rFonts w:ascii="Arial" w:cs="Arial" w:eastAsia="Arial" w:hAnsi="Arial"/>
+          <w:rFonts w:ascii="Montserrat" w:cs="Montserrat" w:eastAsia="Montserrat" w:hAnsi="Montserrat"/>
           <w:b/>
           <w:bCs/>
-          <w:color w:val="1F3A5F"/>
-          <w:sz w:val="36"/>
-          <w:szCs w:val="36"/>
-        </w:rPr>
-        <w:t xml:space="preserve">YEBA FORMATIONS</w:t>
+          <w:color w:val="1B3A6B"/>
+          <w:sz w:val="40"/>
+          <w:szCs w:val="40"/>
+        </w:rPr>
+        <w:t xml:space="preserve">YEBA</w:t>
+      </w:r>
+      <w:r>
+        <w:rPr>
+          <w:rFonts w:ascii="Montserrat" w:cs="Montserrat" w:eastAsia="Montserrat" w:hAnsi="Montserrat"/>
+          <w:b/>
+          <w:bCs/>
+          <w:color w:val="C9AB4C"/>
+          <w:sz w:val="40"/>
+          <w:szCs w:val="40"/>
+        </w:rPr>
+        <w:t xml:space="preserve">  FORMATIONS</w:t>
       </w:r>
     </w:p>
     <w:p>
       <w:pPr>
         <w:pBdr>
-          <w:bottom w:val="single" w:color="C8691C" w:sz="12" w:space="6"/>
+          <w:bottom w:val="single" w:color="C9AB4C" w:sz="12" w:space="6"/>
         </w:pBdr>
         <w:spacing w:after="240"/>
       </w:pPr>
       <w:r>
         <w:rPr>
-          <w:rFonts w:ascii="Arial" w:cs="Arial" w:eastAsia="Arial" w:hAnsi="Arial"/>
-          <w:color w:val="595959"/>
+          <w:rFonts w:ascii="Inter" w:cs="Inter" w:eastAsia="Inter" w:hAnsi="Inter"/>
+          <w:color w:val="4D4D4D"/>
           <w:sz w:val="20"/>
           <w:szCs w:val="20"/>
         </w:rPr>
@@ -41,10 +52,10 @@
       </w:pPr>
       <w:r>
         <w:rPr>
-          <w:rFonts w:ascii="Arial" w:cs="Arial" w:eastAsia="Arial" w:hAnsi="Arial"/>
+          <w:rFonts w:ascii="Montserrat" w:cs="Montserrat" w:eastAsia="Montserrat" w:hAnsi="Montserrat"/>
           <w:b/>
           <w:bCs/>
-          <w:color w:val="C8691C"/>
+          <w:color w:val="4D4D4D"/>
           <w:sz w:val="24"/>
           <w:szCs w:val="24"/>
         </w:rPr>
@@ -57,10 +68,10 @@
       </w:pPr>
       <w:r>
         <w:rPr>
-          <w:rFonts w:ascii="Arial" w:cs="Arial" w:eastAsia="Arial" w:hAnsi="Arial"/>
+          <w:rFonts w:ascii="Montserrat" w:cs="Montserrat" w:eastAsia="Montserrat" w:hAnsi="Montserrat"/>
           <w:b/>
           <w:bCs/>
-          <w:color w:val="1F3A5F"/>
+          <w:color w:val="1B3A6B"/>
           <w:sz w:val="32"/>
           <w:szCs w:val="32"/>
         </w:rPr>
@@ -91,21 +102,21 @@
         <w:tc>
           <w:tcPr>
             <w:tcW w:type="dxa" w:w="2600"/>
-            <w:shd w:fill="1F3A5F" w:color="auto" w:val="clear"/>
-            <w:tcMar>
-              <w:top w:type="dxa" w:w="60"/>
-              <w:left w:type="dxa" w:w="90"/>
-              <w:bottom w:type="dxa" w:w="60"/>
-              <w:right w:type="dxa" w:w="90"/>
-            </w:tcMar>
-          </w:tcPr>
-          <w:p>
-            <w:pPr>
-              <w:spacing w:after="40"/>
-            </w:pPr>
-            <w:r>
-              <w:rPr>
-                <w:rFonts w:ascii="Arial" w:cs="Arial" w:eastAsia="Arial" w:hAnsi="Arial"/>
+            <w:shd w:fill="1B3A6B" w:color="auto" w:val="clear"/>
+            <w:tcMar>
+              <w:top w:type="dxa" w:w="60"/>
+              <w:left w:type="dxa" w:w="90"/>
+              <w:bottom w:type="dxa" w:w="60"/>
+              <w:right w:type="dxa" w:w="90"/>
+            </w:tcMar>
+          </w:tcPr>
+          <w:p>
+            <w:pPr>
+              <w:spacing w:after="40"/>
+            </w:pPr>
+            <w:r>
+              <w:rPr>
+                <w:rFonts w:ascii="Inter" w:cs="Inter" w:eastAsia="Inter" w:hAnsi="Inter"/>
                 <w:b/>
                 <w:bCs/>
                 <w:color w:val="FFFFFF"/>
@@ -117,21 +128,21 @@
         <w:tc>
           <w:tcPr>
             <w:tcW w:type="dxa" w:w="7038"/>
-            <w:shd w:fill="1F3A5F" w:color="auto" w:val="clear"/>
-            <w:tcMar>
-              <w:top w:type="dxa" w:w="60"/>
-              <w:left w:type="dxa" w:w="90"/>
-              <w:bottom w:type="dxa" w:w="60"/>
-              <w:right w:type="dxa" w:w="90"/>
-            </w:tcMar>
-          </w:tcPr>
-          <w:p>
-            <w:pPr>
-              <w:spacing w:after="40"/>
-            </w:pPr>
-            <w:r>
-              <w:rPr>
-                <w:rFonts w:ascii="Arial" w:cs="Arial" w:eastAsia="Arial" w:hAnsi="Arial"/>
+            <w:shd w:fill="1B3A6B" w:color="auto" w:val="clear"/>
+            <w:tcMar>
+              <w:top w:type="dxa" w:w="60"/>
+              <w:left w:type="dxa" w:w="90"/>
+              <w:bottom w:type="dxa" w:w="60"/>
+              <w:right w:type="dxa" w:w="90"/>
+            </w:tcMar>
+          </w:tcPr>
+          <w:p>
+            <w:pPr>
+              <w:spacing w:after="40"/>
+            </w:pPr>
+            <w:r>
+              <w:rPr>
+                <w:rFonts w:ascii="Inter" w:cs="Inter" w:eastAsia="Inter" w:hAnsi="Inter"/>
                 <w:b/>
                 <w:bCs/>
                 <w:color w:val="FFFFFF"/>
@@ -161,7 +172,7 @@
             </w:pPr>
             <w:r>
               <w:rPr>
-                <w:rFonts w:ascii="Arial" w:cs="Arial" w:eastAsia="Arial" w:hAnsi="Arial"/>
+                <w:rFonts w:ascii="Inter" w:cs="Inter" w:eastAsia="Inter" w:hAnsi="Inter"/>
               </w:rPr>
               <w:t xml:space="preserve">Destinataire</w:t>
             </w:r>
@@ -183,7 +194,7 @@
             </w:pPr>
             <w:r>
               <w:rPr>
-                <w:rFonts w:ascii="Arial" w:cs="Arial" w:eastAsia="Arial" w:hAnsi="Arial"/>
+                <w:rFonts w:ascii="Inter" w:cs="Inter" w:eastAsia="Inter" w:hAnsi="Inter"/>
               </w:rPr>
               <w:t xml:space="preserve">DEETS La Réunion — Service de contrôle de la formation professionnelle</w:t>
             </w:r>
@@ -197,21 +208,21 @@
         <w:tc>
           <w:tcPr>
             <w:tcW w:type="dxa" w:w="2600"/>
-            <w:shd w:fill="EAF0F6" w:color="auto" w:val="clear"/>
-            <w:tcMar>
-              <w:top w:type="dxa" w:w="60"/>
-              <w:left w:type="dxa" w:w="90"/>
-              <w:bottom w:type="dxa" w:w="60"/>
-              <w:right w:type="dxa" w:w="90"/>
-            </w:tcMar>
-          </w:tcPr>
-          <w:p>
-            <w:pPr>
-              <w:spacing w:after="40"/>
-            </w:pPr>
-            <w:r>
-              <w:rPr>
-                <w:rFonts w:ascii="Arial" w:cs="Arial" w:eastAsia="Arial" w:hAnsi="Arial"/>
+            <w:shd w:fill="EEF1F6" w:color="auto" w:val="clear"/>
+            <w:tcMar>
+              <w:top w:type="dxa" w:w="60"/>
+              <w:left w:type="dxa" w:w="90"/>
+              <w:bottom w:type="dxa" w:w="60"/>
+              <w:right w:type="dxa" w:w="90"/>
+            </w:tcMar>
+          </w:tcPr>
+          <w:p>
+            <w:pPr>
+              <w:spacing w:after="40"/>
+            </w:pPr>
+            <w:r>
+              <w:rPr>
+                <w:rFonts w:ascii="Inter" w:cs="Inter" w:eastAsia="Inter" w:hAnsi="Inter"/>
               </w:rPr>
               <w:t xml:space="preserve">Référence</w:t>
             </w:r>
@@ -220,21 +231,21 @@
         <w:tc>
           <w:tcPr>
             <w:tcW w:type="dxa" w:w="7038"/>
-            <w:shd w:fill="EAF0F6" w:color="auto" w:val="clear"/>
-            <w:tcMar>
-              <w:top w:type="dxa" w:w="60"/>
-              <w:left w:type="dxa" w:w="90"/>
-              <w:bottom w:type="dxa" w:w="60"/>
-              <w:right w:type="dxa" w:w="90"/>
-            </w:tcMar>
-          </w:tcPr>
-          <w:p>
-            <w:pPr>
-              <w:spacing w:after="40"/>
-            </w:pPr>
-            <w:r>
-              <w:rPr>
-                <w:rFonts w:ascii="Arial" w:cs="Arial" w:eastAsia="Arial" w:hAnsi="Arial"/>
+            <w:shd w:fill="EEF1F6" w:color="auto" w:val="clear"/>
+            <w:tcMar>
+              <w:top w:type="dxa" w:w="60"/>
+              <w:left w:type="dxa" w:w="90"/>
+              <w:bottom w:type="dxa" w:w="60"/>
+              <w:right w:type="dxa" w:w="90"/>
+            </w:tcMar>
+          </w:tcPr>
+          <w:p>
+            <w:pPr>
+              <w:spacing w:after="40"/>
+            </w:pPr>
+            <w:r>
+              <w:rPr>
+                <w:rFonts w:ascii="Inter" w:cs="Inter" w:eastAsia="Inter" w:hAnsi="Inter"/>
               </w:rPr>
               <w:t xml:space="preserve">Courriel de la DEETS du 20 octobre 2026 — instruction au titre de l’article L.6351-5 du Code du travail</w:t>
             </w:r>
@@ -261,7 +272,7 @@
             </w:pPr>
             <w:r>
               <w:rPr>
-                <w:rFonts w:ascii="Arial" w:cs="Arial" w:eastAsia="Arial" w:hAnsi="Arial"/>
+                <w:rFonts w:ascii="Inter" w:cs="Inter" w:eastAsia="Inter" w:hAnsi="Inter"/>
               </w:rPr>
               <w:t xml:space="preserve">Objet de la pièce</w:t>
             </w:r>
@@ -283,7 +294,7 @@
             </w:pPr>
             <w:r>
               <w:rPr>
-                <w:rFonts w:ascii="Arial" w:cs="Arial" w:eastAsia="Arial" w:hAnsi="Arial"/>
+                <w:rFonts w:ascii="Inter" w:cs="Inter" w:eastAsia="Inter" w:hAnsi="Inter"/>
               </w:rPr>
               <w:t xml:space="preserve">Organisation du suivi des anciens apprentis après la fin de leur contrat.</w:t>
             </w:r>
@@ -297,21 +308,21 @@
         <w:tc>
           <w:tcPr>
             <w:tcW w:type="dxa" w:w="2600"/>
-            <w:shd w:fill="EAF0F6" w:color="auto" w:val="clear"/>
-            <w:tcMar>
-              <w:top w:type="dxa" w:w="60"/>
-              <w:left w:type="dxa" w:w="90"/>
-              <w:bottom w:type="dxa" w:w="60"/>
-              <w:right w:type="dxa" w:w="90"/>
-            </w:tcMar>
-          </w:tcPr>
-          <w:p>
-            <w:pPr>
-              <w:spacing w:after="40"/>
-            </w:pPr>
-            <w:r>
-              <w:rPr>
-                <w:rFonts w:ascii="Arial" w:cs="Arial" w:eastAsia="Arial" w:hAnsi="Arial"/>
+            <w:shd w:fill="EEF1F6" w:color="auto" w:val="clear"/>
+            <w:tcMar>
+              <w:top w:type="dxa" w:w="60"/>
+              <w:left w:type="dxa" w:w="90"/>
+              <w:bottom w:type="dxa" w:w="60"/>
+              <w:right w:type="dxa" w:w="90"/>
+            </w:tcMar>
+          </w:tcPr>
+          <w:p>
+            <w:pPr>
+              <w:spacing w:after="40"/>
+            </w:pPr>
+            <w:r>
+              <w:rPr>
+                <w:rFonts w:ascii="Inter" w:cs="Inter" w:eastAsia="Inter" w:hAnsi="Inter"/>
               </w:rPr>
               <w:t xml:space="preserve">Organisme</w:t>
             </w:r>
@@ -320,23 +331,23 @@
         <w:tc>
           <w:tcPr>
             <w:tcW w:type="dxa" w:w="7038"/>
-            <w:shd w:fill="EAF0F6" w:color="auto" w:val="clear"/>
-            <w:tcMar>
-              <w:top w:type="dxa" w:w="60"/>
-              <w:left w:type="dxa" w:w="90"/>
-              <w:bottom w:type="dxa" w:w="60"/>
-              <w:right w:type="dxa" w:w="90"/>
-            </w:tcMar>
-          </w:tcPr>
-          <w:p>
-            <w:pPr>
-              <w:spacing w:after="40"/>
-            </w:pPr>
-            <w:r>
-              <w:rPr>
-                <w:rFonts w:ascii="Arial" w:cs="Arial" w:eastAsia="Arial" w:hAnsi="Arial"/>
-              </w:rPr>
-              <w:t xml:space="preserve">YEBA FORMATIONS — SIRET 814 622 262 00032 — NDA 04973676397</w:t>
+            <w:shd w:fill="EEF1F6" w:color="auto" w:val="clear"/>
+            <w:tcMar>
+              <w:top w:type="dxa" w:w="60"/>
+              <w:left w:type="dxa" w:w="90"/>
+              <w:bottom w:type="dxa" w:w="60"/>
+              <w:right w:type="dxa" w:w="90"/>
+            </w:tcMar>
+          </w:tcPr>
+          <w:p>
+            <w:pPr>
+              <w:spacing w:after="40"/>
+            </w:pPr>
+            <w:r>
+              <w:rPr>
+                <w:rFonts w:ascii="Inter" w:cs="Inter" w:eastAsia="Inter" w:hAnsi="Inter"/>
+              </w:rPr>
+              <w:t xml:space="preserve">YEBA FORMATIONS — SIRET 814 622 262 00032 — NDA 04973676397 — UAI 9742022E</w:t>
             </w:r>
           </w:p>
         </w:tc>
@@ -361,9 +372,9 @@
             </w:pPr>
             <w:r>
               <w:rPr>
-                <w:rFonts w:ascii="Arial" w:cs="Arial" w:eastAsia="Arial" w:hAnsi="Arial"/>
-              </w:rPr>
-              <w:t xml:space="preserve">Certification Qualiopi</w:t>
+                <w:rFonts w:ascii="Inter" w:cs="Inter" w:eastAsia="Inter" w:hAnsi="Inter"/>
+              </w:rPr>
+              <w:t xml:space="preserve">Lieu de formation</w:t>
             </w:r>
           </w:p>
         </w:tc>
@@ -383,19 +394,9 @@
             </w:pPr>
             <w:r>
               <w:rPr>
-                <w:rFonts w:ascii="Arial" w:cs="Arial" w:eastAsia="Arial" w:hAnsi="Arial"/>
-              </w:rPr>
-              <w:t xml:space="preserve">n° 25FOR02027.1 — </w:t>
-            </w:r>
-            <w:r>
-              <w:rPr>
-                <w:rFonts w:ascii="Arial" w:cs="Arial" w:eastAsia="Arial" w:hAnsi="Arial"/>
-                <w:b/>
-                <w:bCs/>
-                <w:highlight w:val="yellow"/>
-                <w:highlightCs w:val="yellow"/>
-              </w:rPr>
-              <w:t xml:space="preserve">[préciser si la catégorie « actions de formation par apprentissage » est déjà couverte ou en cours d’extension]</w:t>
+                <w:rFonts w:ascii="Inter" w:cs="Inter" w:eastAsia="Inter" w:hAnsi="Inter"/>
+              </w:rPr>
+              <w:t xml:space="preserve">7 rue Henri Cornu, Immeuble Rodrigue 2, Technopole Réunion / Technor, 97490 Sainte-Clotilde (Saint-Denis)</w:t>
             </w:r>
           </w:p>
         </w:tc>
@@ -407,46 +408,46 @@
         <w:tc>
           <w:tcPr>
             <w:tcW w:type="dxa" w:w="2600"/>
-            <w:shd w:fill="EAF0F6" w:color="auto" w:val="clear"/>
-            <w:tcMar>
-              <w:top w:type="dxa" w:w="60"/>
-              <w:left w:type="dxa" w:w="90"/>
-              <w:bottom w:type="dxa" w:w="60"/>
-              <w:right w:type="dxa" w:w="90"/>
-            </w:tcMar>
-          </w:tcPr>
-          <w:p>
-            <w:pPr>
-              <w:spacing w:after="40"/>
-            </w:pPr>
-            <w:r>
-              <w:rPr>
-                <w:rFonts w:ascii="Arial" w:cs="Arial" w:eastAsia="Arial" w:hAnsi="Arial"/>
-              </w:rPr>
-              <w:t xml:space="preserve">Responsable</w:t>
+            <w:shd w:fill="EEF1F6" w:color="auto" w:val="clear"/>
+            <w:tcMar>
+              <w:top w:type="dxa" w:w="60"/>
+              <w:left w:type="dxa" w:w="90"/>
+              <w:bottom w:type="dxa" w:w="60"/>
+              <w:right w:type="dxa" w:w="90"/>
+            </w:tcMar>
+          </w:tcPr>
+          <w:p>
+            <w:pPr>
+              <w:spacing w:after="40"/>
+            </w:pPr>
+            <w:r>
+              <w:rPr>
+                <w:rFonts w:ascii="Inter" w:cs="Inter" w:eastAsia="Inter" w:hAnsi="Inter"/>
+              </w:rPr>
+              <w:t xml:space="preserve">Certification Qualiopi</w:t>
             </w:r>
           </w:p>
         </w:tc>
         <w:tc>
           <w:tcPr>
             <w:tcW w:type="dxa" w:w="7038"/>
-            <w:shd w:fill="EAF0F6" w:color="auto" w:val="clear"/>
-            <w:tcMar>
-              <w:top w:type="dxa" w:w="60"/>
-              <w:left w:type="dxa" w:w="90"/>
-              <w:bottom w:type="dxa" w:w="60"/>
-              <w:right w:type="dxa" w:w="90"/>
-            </w:tcMar>
-          </w:tcPr>
-          <w:p>
-            <w:pPr>
-              <w:spacing w:after="40"/>
-            </w:pPr>
-            <w:r>
-              <w:rPr>
-                <w:rFonts w:ascii="Arial" w:cs="Arial" w:eastAsia="Arial" w:hAnsi="Arial"/>
-              </w:rPr>
-              <w:t xml:space="preserve">Aurélien LUMEKA, Directeur</w:t>
+            <w:shd w:fill="EEF1F6" w:color="auto" w:val="clear"/>
+            <w:tcMar>
+              <w:top w:type="dxa" w:w="60"/>
+              <w:left w:type="dxa" w:w="90"/>
+              <w:bottom w:type="dxa" w:w="60"/>
+              <w:right w:type="dxa" w:w="90"/>
+            </w:tcMar>
+          </w:tcPr>
+          <w:p>
+            <w:pPr>
+              <w:spacing w:after="40"/>
+            </w:pPr>
+            <w:r>
+              <w:rPr>
+                <w:rFonts w:ascii="Inter" w:cs="Inter" w:eastAsia="Inter" w:hAnsi="Inter"/>
+              </w:rPr>
+              <w:t xml:space="preserve">n° 25FOR02027.1 (actions de formation). Extension à la catégorie « actions de formation par apprentissage » engagée : l’audit d’extension sera réalisé dès l’entrée en formation du premier apprenti (courriel de l’organisme certificateur du 14/10/2026).</w:t>
             </w:r>
           </w:p>
         </w:tc>
@@ -471,7 +472,57 @@
             </w:pPr>
             <w:r>
               <w:rPr>
-                <w:rFonts w:ascii="Arial" w:cs="Arial" w:eastAsia="Arial" w:hAnsi="Arial"/>
+                <w:rFonts w:ascii="Inter" w:cs="Inter" w:eastAsia="Inter" w:hAnsi="Inter"/>
+              </w:rPr>
+              <w:t xml:space="preserve">Responsable</w:t>
+            </w:r>
+          </w:p>
+        </w:tc>
+        <w:tc>
+          <w:tcPr>
+            <w:tcW w:type="dxa" w:w="7038"/>
+            <w:tcMar>
+              <w:top w:type="dxa" w:w="60"/>
+              <w:left w:type="dxa" w:w="90"/>
+              <w:bottom w:type="dxa" w:w="60"/>
+              <w:right w:type="dxa" w:w="90"/>
+            </w:tcMar>
+          </w:tcPr>
+          <w:p>
+            <w:pPr>
+              <w:spacing w:after="40"/>
+            </w:pPr>
+            <w:r>
+              <w:rPr>
+                <w:rFonts w:ascii="Inter" w:cs="Inter" w:eastAsia="Inter" w:hAnsi="Inter"/>
+              </w:rPr>
+              <w:t xml:space="preserve">Aurélien LUMEKA, Directeur</w:t>
+            </w:r>
+          </w:p>
+        </w:tc>
+      </w:tr>
+      <w:tr>
+        <w:trPr>
+          <w:cantSplit/>
+        </w:trPr>
+        <w:tc>
+          <w:tcPr>
+            <w:tcW w:type="dxa" w:w="2600"/>
+            <w:shd w:fill="EEF1F6" w:color="auto" w:val="clear"/>
+            <w:tcMar>
+              <w:top w:type="dxa" w:w="60"/>
+              <w:left w:type="dxa" w:w="90"/>
+              <w:bottom w:type="dxa" w:w="60"/>
+              <w:right w:type="dxa" w:w="90"/>
+            </w:tcMar>
+          </w:tcPr>
+          <w:p>
+            <w:pPr>
+              <w:spacing w:after="40"/>
+            </w:pPr>
+            <w:r>
+              <w:rPr>
+                <w:rFonts w:ascii="Inter" w:cs="Inter" w:eastAsia="Inter" w:hAnsi="Inter"/>
               </w:rPr>
               <w:t xml:space="preserve">Version</w:t>
             </w:r>
@@ -480,22 +531,23 @@
         <w:tc>
           <w:tcPr>
             <w:tcW w:type="dxa" w:w="7038"/>
-            <w:tcMar>
-              <w:top w:type="dxa" w:w="60"/>
-              <w:left w:type="dxa" w:w="90"/>
-              <w:bottom w:type="dxa" w:w="60"/>
-              <w:right w:type="dxa" w:w="90"/>
-            </w:tcMar>
-          </w:tcPr>
-          <w:p>
-            <w:pPr>
-              <w:spacing w:after="40"/>
-            </w:pPr>
-            <w:r>
-              <w:rPr>
-                <w:rFonts w:ascii="Arial" w:cs="Arial" w:eastAsia="Arial" w:hAnsi="Arial"/>
-              </w:rPr>
-              <w:t xml:space="preserve">Version 1 du 28/10/2026</w:t>
+            <w:shd w:fill="EEF1F6" w:color="auto" w:val="clear"/>
+            <w:tcMar>
+              <w:top w:type="dxa" w:w="60"/>
+              <w:left w:type="dxa" w:w="90"/>
+              <w:bottom w:type="dxa" w:w="60"/>
+              <w:right w:type="dxa" w:w="90"/>
+            </w:tcMar>
+          </w:tcPr>
+          <w:p>
+            <w:pPr>
+              <w:spacing w:after="40"/>
+            </w:pPr>
+            <w:r>
+              <w:rPr>
+                <w:rFonts w:ascii="Inter" w:cs="Inter" w:eastAsia="Inter" w:hAnsi="Inter"/>
+              </w:rPr>
+              <w:t xml:space="preserve">Version 2 du 28/10/2026</w:t>
             </w:r>
           </w:p>
         </w:tc>
@@ -514,7 +566,7 @@
       </w:pPr>
       <w:r>
         <w:rPr>
-          <w:rFonts w:ascii="Arial" w:cs="Arial" w:eastAsia="Arial" w:hAnsi="Arial"/>
+          <w:rFonts w:ascii="Montserrat" w:cs="Montserrat" w:eastAsia="Montserrat" w:hAnsi="Montserrat"/>
         </w:rPr>
         <w:t xml:space="preserve">1. Calendrier de suivi</w:t>
       </w:r>
@@ -544,21 +596,21 @@
         <w:tc>
           <w:tcPr>
             <w:tcW w:type="dxa" w:w="2500"/>
-            <w:shd w:fill="1F3A5F" w:color="auto" w:val="clear"/>
-            <w:tcMar>
-              <w:top w:type="dxa" w:w="60"/>
-              <w:left w:type="dxa" w:w="90"/>
-              <w:bottom w:type="dxa" w:w="60"/>
-              <w:right w:type="dxa" w:w="90"/>
-            </w:tcMar>
-          </w:tcPr>
-          <w:p>
-            <w:pPr>
-              <w:spacing w:after="40"/>
-            </w:pPr>
-            <w:r>
-              <w:rPr>
-                <w:rFonts w:ascii="Arial" w:cs="Arial" w:eastAsia="Arial" w:hAnsi="Arial"/>
+            <w:shd w:fill="1B3A6B" w:color="auto" w:val="clear"/>
+            <w:tcMar>
+              <w:top w:type="dxa" w:w="60"/>
+              <w:left w:type="dxa" w:w="90"/>
+              <w:bottom w:type="dxa" w:w="60"/>
+              <w:right w:type="dxa" w:w="90"/>
+            </w:tcMar>
+          </w:tcPr>
+          <w:p>
+            <w:pPr>
+              <w:spacing w:after="40"/>
+            </w:pPr>
+            <w:r>
+              <w:rPr>
+                <w:rFonts w:ascii="Inter" w:cs="Inter" w:eastAsia="Inter" w:hAnsi="Inter"/>
                 <w:b/>
                 <w:bCs/>
                 <w:color w:val="FFFFFF"/>
@@ -570,21 +622,21 @@
         <w:tc>
           <w:tcPr>
             <w:tcW w:type="dxa" w:w="3300"/>
-            <w:shd w:fill="1F3A5F" w:color="auto" w:val="clear"/>
-            <w:tcMar>
-              <w:top w:type="dxa" w:w="60"/>
-              <w:left w:type="dxa" w:w="90"/>
-              <w:bottom w:type="dxa" w:w="60"/>
-              <w:right w:type="dxa" w:w="90"/>
-            </w:tcMar>
-          </w:tcPr>
-          <w:p>
-            <w:pPr>
-              <w:spacing w:after="40"/>
-            </w:pPr>
-            <w:r>
-              <w:rPr>
-                <w:rFonts w:ascii="Arial" w:cs="Arial" w:eastAsia="Arial" w:hAnsi="Arial"/>
+            <w:shd w:fill="1B3A6B" w:color="auto" w:val="clear"/>
+            <w:tcMar>
+              <w:top w:type="dxa" w:w="60"/>
+              <w:left w:type="dxa" w:w="90"/>
+              <w:bottom w:type="dxa" w:w="60"/>
+              <w:right w:type="dxa" w:w="90"/>
+            </w:tcMar>
+          </w:tcPr>
+          <w:p>
+            <w:pPr>
+              <w:spacing w:after="40"/>
+            </w:pPr>
+            <w:r>
+              <w:rPr>
+                <w:rFonts w:ascii="Inter" w:cs="Inter" w:eastAsia="Inter" w:hAnsi="Inter"/>
                 <w:b/>
                 <w:bCs/>
                 <w:color w:val="FFFFFF"/>
@@ -596,21 +648,21 @@
         <w:tc>
           <w:tcPr>
             <w:tcW w:type="dxa" w:w="3838"/>
-            <w:shd w:fill="1F3A5F" w:color="auto" w:val="clear"/>
-            <w:tcMar>
-              <w:top w:type="dxa" w:w="60"/>
-              <w:left w:type="dxa" w:w="90"/>
-              <w:bottom w:type="dxa" w:w="60"/>
-              <w:right w:type="dxa" w:w="90"/>
-            </w:tcMar>
-          </w:tcPr>
-          <w:p>
-            <w:pPr>
-              <w:spacing w:after="40"/>
-            </w:pPr>
-            <w:r>
-              <w:rPr>
-                <w:rFonts w:ascii="Arial" w:cs="Arial" w:eastAsia="Arial" w:hAnsi="Arial"/>
+            <w:shd w:fill="1B3A6B" w:color="auto" w:val="clear"/>
+            <w:tcMar>
+              <w:top w:type="dxa" w:w="60"/>
+              <w:left w:type="dxa" w:w="90"/>
+              <w:bottom w:type="dxa" w:w="60"/>
+              <w:right w:type="dxa" w:w="90"/>
+            </w:tcMar>
+          </w:tcPr>
+          <w:p>
+            <w:pPr>
+              <w:spacing w:after="40"/>
+            </w:pPr>
+            <w:r>
+              <w:rPr>
+                <w:rFonts w:ascii="Inter" w:cs="Inter" w:eastAsia="Inter" w:hAnsi="Inter"/>
                 <w:b/>
                 <w:bCs/>
                 <w:color w:val="FFFFFF"/>
@@ -640,7 +692,7 @@
             </w:pPr>
             <w:r>
               <w:rPr>
-                <w:rFonts w:ascii="Arial" w:cs="Arial" w:eastAsia="Arial" w:hAnsi="Arial"/>
+                <w:rFonts w:ascii="Inter" w:cs="Inter" w:eastAsia="Inter" w:hAnsi="Inter"/>
               </w:rPr>
               <w:t xml:space="preserve">Fin de contrat</w:t>
             </w:r>
@@ -662,7 +714,7 @@
             </w:pPr>
             <w:r>
               <w:rPr>
-                <w:rFonts w:ascii="Arial" w:cs="Arial" w:eastAsia="Arial" w:hAnsi="Arial"/>
+                <w:rFonts w:ascii="Inter" w:cs="Inter" w:eastAsia="Inter" w:hAnsi="Inter"/>
               </w:rPr>
               <w:t xml:space="preserve">Entretien de sortie et recueil du consentement au suivi</w:t>
             </w:r>
@@ -684,7 +736,7 @@
             </w:pPr>
             <w:r>
               <w:rPr>
-                <w:rFonts w:ascii="Arial" w:cs="Arial" w:eastAsia="Arial" w:hAnsi="Arial"/>
+                <w:rFonts w:ascii="Inter" w:cs="Inter" w:eastAsia="Inter" w:hAnsi="Inter"/>
               </w:rPr>
               <w:t xml:space="preserve">Coordonnées de contact préférées, projet à court terme</w:t>
             </w:r>
@@ -698,21 +750,21 @@
         <w:tc>
           <w:tcPr>
             <w:tcW w:type="dxa" w:w="2500"/>
-            <w:shd w:fill="EAF0F6" w:color="auto" w:val="clear"/>
-            <w:tcMar>
-              <w:top w:type="dxa" w:w="60"/>
-              <w:left w:type="dxa" w:w="90"/>
-              <w:bottom w:type="dxa" w:w="60"/>
-              <w:right w:type="dxa" w:w="90"/>
-            </w:tcMar>
-          </w:tcPr>
-          <w:p>
-            <w:pPr>
-              <w:spacing w:after="40"/>
-            </w:pPr>
-            <w:r>
-              <w:rPr>
-                <w:rFonts w:ascii="Arial" w:cs="Arial" w:eastAsia="Arial" w:hAnsi="Arial"/>
+            <w:shd w:fill="EEF1F6" w:color="auto" w:val="clear"/>
+            <w:tcMar>
+              <w:top w:type="dxa" w:w="60"/>
+              <w:left w:type="dxa" w:w="90"/>
+              <w:bottom w:type="dxa" w:w="60"/>
+              <w:right w:type="dxa" w:w="90"/>
+            </w:tcMar>
+          </w:tcPr>
+          <w:p>
+            <w:pPr>
+              <w:spacing w:after="40"/>
+            </w:pPr>
+            <w:r>
+              <w:rPr>
+                <w:rFonts w:ascii="Inter" w:cs="Inter" w:eastAsia="Inter" w:hAnsi="Inter"/>
               </w:rPr>
               <w:t xml:space="preserve">6 mois après la fin du contrat</w:t>
             </w:r>
@@ -721,21 +773,21 @@
         <w:tc>
           <w:tcPr>
             <w:tcW w:type="dxa" w:w="3300"/>
-            <w:shd w:fill="EAF0F6" w:color="auto" w:val="clear"/>
-            <w:tcMar>
-              <w:top w:type="dxa" w:w="60"/>
-              <w:left w:type="dxa" w:w="90"/>
-              <w:bottom w:type="dxa" w:w="60"/>
-              <w:right w:type="dxa" w:w="90"/>
-            </w:tcMar>
-          </w:tcPr>
-          <w:p>
-            <w:pPr>
-              <w:spacing w:after="40"/>
-            </w:pPr>
-            <w:r>
-              <w:rPr>
-                <w:rFonts w:ascii="Arial" w:cs="Arial" w:eastAsia="Arial" w:hAnsi="Arial"/>
+            <w:shd w:fill="EEF1F6" w:color="auto" w:val="clear"/>
+            <w:tcMar>
+              <w:top w:type="dxa" w:w="60"/>
+              <w:left w:type="dxa" w:w="90"/>
+              <w:bottom w:type="dxa" w:w="60"/>
+              <w:right w:type="dxa" w:w="90"/>
+            </w:tcMar>
+          </w:tcPr>
+          <w:p>
+            <w:pPr>
+              <w:spacing w:after="40"/>
+            </w:pPr>
+            <w:r>
+              <w:rPr>
+                <w:rFonts w:ascii="Inter" w:cs="Inter" w:eastAsia="Inter" w:hAnsi="Inter"/>
               </w:rPr>
               <w:t xml:space="preserve">Questionnaire en ligne puis relance téléphonique</w:t>
             </w:r>
@@ -744,21 +796,21 @@
         <w:tc>
           <w:tcPr>
             <w:tcW w:type="dxa" w:w="3838"/>
-            <w:shd w:fill="EAF0F6" w:color="auto" w:val="clear"/>
-            <w:tcMar>
-              <w:top w:type="dxa" w:w="60"/>
-              <w:left w:type="dxa" w:w="90"/>
-              <w:bottom w:type="dxa" w:w="60"/>
-              <w:right w:type="dxa" w:w="90"/>
-            </w:tcMar>
-          </w:tcPr>
-          <w:p>
-            <w:pPr>
-              <w:spacing w:after="40"/>
-            </w:pPr>
-            <w:r>
-              <w:rPr>
-                <w:rFonts w:ascii="Arial" w:cs="Arial" w:eastAsia="Arial" w:hAnsi="Arial"/>
+            <w:shd w:fill="EEF1F6" w:color="auto" w:val="clear"/>
+            <w:tcMar>
+              <w:top w:type="dxa" w:w="60"/>
+              <w:left w:type="dxa" w:w="90"/>
+              <w:bottom w:type="dxa" w:w="60"/>
+              <w:right w:type="dxa" w:w="90"/>
+            </w:tcMar>
+          </w:tcPr>
+          <w:p>
+            <w:pPr>
+              <w:spacing w:after="40"/>
+            </w:pPr>
+            <w:r>
+              <w:rPr>
+                <w:rFonts w:ascii="Inter" w:cs="Inter" w:eastAsia="Inter" w:hAnsi="Inter"/>
               </w:rPr>
               <w:t xml:space="preserve">Situation (emploi, études, recherche, création), type de contrat, lien avec la formation, satisfaction</w:t>
             </w:r>
@@ -785,7 +837,7 @@
             </w:pPr>
             <w:r>
               <w:rPr>
-                <w:rFonts w:ascii="Arial" w:cs="Arial" w:eastAsia="Arial" w:hAnsi="Arial"/>
+                <w:rFonts w:ascii="Inter" w:cs="Inter" w:eastAsia="Inter" w:hAnsi="Inter"/>
               </w:rPr>
               <w:t xml:space="preserve">12 mois après</w:t>
             </w:r>
@@ -807,7 +859,7 @@
             </w:pPr>
             <w:r>
               <w:rPr>
-                <w:rFonts w:ascii="Arial" w:cs="Arial" w:eastAsia="Arial" w:hAnsi="Arial"/>
+                <w:rFonts w:ascii="Inter" w:cs="Inter" w:eastAsia="Inter" w:hAnsi="Inter"/>
               </w:rPr>
               <w:t xml:space="preserve">Questionnaire court</w:t>
             </w:r>
@@ -829,7 +881,7 @@
             </w:pPr>
             <w:r>
               <w:rPr>
-                <w:rFonts w:ascii="Arial" w:cs="Arial" w:eastAsia="Arial" w:hAnsi="Arial"/>
+                <w:rFonts w:ascii="Inter" w:cs="Inter" w:eastAsia="Inter" w:hAnsi="Inter"/>
               </w:rPr>
               <w:t xml:space="preserve">Évolution de la situation</w:t>
             </w:r>
@@ -843,21 +895,21 @@
         <w:tc>
           <w:tcPr>
             <w:tcW w:type="dxa" w:w="2500"/>
-            <w:shd w:fill="EAF0F6" w:color="auto" w:val="clear"/>
-            <w:tcMar>
-              <w:top w:type="dxa" w:w="60"/>
-              <w:left w:type="dxa" w:w="90"/>
-              <w:bottom w:type="dxa" w:w="60"/>
-              <w:right w:type="dxa" w:w="90"/>
-            </w:tcMar>
-          </w:tcPr>
-          <w:p>
-            <w:pPr>
-              <w:spacing w:after="40"/>
-            </w:pPr>
-            <w:r>
-              <w:rPr>
-                <w:rFonts w:ascii="Arial" w:cs="Arial" w:eastAsia="Arial" w:hAnsi="Arial"/>
+            <w:shd w:fill="EEF1F6" w:color="auto" w:val="clear"/>
+            <w:tcMar>
+              <w:top w:type="dxa" w:w="60"/>
+              <w:left w:type="dxa" w:w="90"/>
+              <w:bottom w:type="dxa" w:w="60"/>
+              <w:right w:type="dxa" w:w="90"/>
+            </w:tcMar>
+          </w:tcPr>
+          <w:p>
+            <w:pPr>
+              <w:spacing w:after="40"/>
+            </w:pPr>
+            <w:r>
+              <w:rPr>
+                <w:rFonts w:ascii="Inter" w:cs="Inter" w:eastAsia="Inter" w:hAnsi="Inter"/>
               </w:rPr>
               <w:t xml:space="preserve">24 mois après</w:t>
             </w:r>
@@ -866,21 +918,21 @@
         <w:tc>
           <w:tcPr>
             <w:tcW w:type="dxa" w:w="3300"/>
-            <w:shd w:fill="EAF0F6" w:color="auto" w:val="clear"/>
-            <w:tcMar>
-              <w:top w:type="dxa" w:w="60"/>
-              <w:left w:type="dxa" w:w="90"/>
-              <w:bottom w:type="dxa" w:w="60"/>
-              <w:right w:type="dxa" w:w="90"/>
-            </w:tcMar>
-          </w:tcPr>
-          <w:p>
-            <w:pPr>
-              <w:spacing w:after="40"/>
-            </w:pPr>
-            <w:r>
-              <w:rPr>
-                <w:rFonts w:ascii="Arial" w:cs="Arial" w:eastAsia="Arial" w:hAnsi="Arial"/>
+            <w:shd w:fill="EEF1F6" w:color="auto" w:val="clear"/>
+            <w:tcMar>
+              <w:top w:type="dxa" w:w="60"/>
+              <w:left w:type="dxa" w:w="90"/>
+              <w:bottom w:type="dxa" w:w="60"/>
+              <w:right w:type="dxa" w:w="90"/>
+            </w:tcMar>
+          </w:tcPr>
+          <w:p>
+            <w:pPr>
+              <w:spacing w:after="40"/>
+            </w:pPr>
+            <w:r>
+              <w:rPr>
+                <w:rFonts w:ascii="Inter" w:cs="Inter" w:eastAsia="Inter" w:hAnsi="Inter"/>
               </w:rPr>
               <w:t xml:space="preserve">Questionnaire court (facultatif)</w:t>
             </w:r>
@@ -889,21 +941,21 @@
         <w:tc>
           <w:tcPr>
             <w:tcW w:type="dxa" w:w="3838"/>
-            <w:shd w:fill="EAF0F6" w:color="auto" w:val="clear"/>
-            <w:tcMar>
-              <w:top w:type="dxa" w:w="60"/>
-              <w:left w:type="dxa" w:w="90"/>
-              <w:bottom w:type="dxa" w:w="60"/>
-              <w:right w:type="dxa" w:w="90"/>
-            </w:tcMar>
-          </w:tcPr>
-          <w:p>
-            <w:pPr>
-              <w:spacing w:after="40"/>
-            </w:pPr>
-            <w:r>
-              <w:rPr>
-                <w:rFonts w:ascii="Arial" w:cs="Arial" w:eastAsia="Arial" w:hAnsi="Arial"/>
+            <w:shd w:fill="EEF1F6" w:color="auto" w:val="clear"/>
+            <w:tcMar>
+              <w:top w:type="dxa" w:w="60"/>
+              <w:left w:type="dxa" w:w="90"/>
+              <w:bottom w:type="dxa" w:w="60"/>
+              <w:right w:type="dxa" w:w="90"/>
+            </w:tcMar>
+          </w:tcPr>
+          <w:p>
+            <w:pPr>
+              <w:spacing w:after="40"/>
+            </w:pPr>
+            <w:r>
+              <w:rPr>
+                <w:rFonts w:ascii="Inter" w:cs="Inter" w:eastAsia="Inter" w:hAnsi="Inter"/>
               </w:rPr>
               <w:t xml:space="preserve">Évolution professionnelle</w:t>
             </w:r>
@@ -924,7 +976,7 @@
       </w:pPr>
       <w:r>
         <w:rPr>
-          <w:rFonts w:ascii="Arial" w:cs="Arial" w:eastAsia="Arial" w:hAnsi="Arial"/>
+          <w:rFonts w:ascii="Montserrat" w:cs="Montserrat" w:eastAsia="Montserrat" w:hAnsi="Montserrat"/>
         </w:rPr>
         <w:t xml:space="preserve">2. Réseau des anciens</w:t>
       </w:r>
@@ -940,7 +992,7 @@
       </w:pPr>
       <w:r>
         <w:rPr>
-          <w:rFonts w:ascii="Arial" w:cs="Arial" w:eastAsia="Arial" w:hAnsi="Arial"/>
+          <w:rFonts w:ascii="Inter" w:cs="Inter" w:eastAsia="Inter" w:hAnsi="Inter"/>
         </w:rPr>
         <w:t xml:space="preserve">Rencontre annuelle des anciens et des apprentis en cours (témoignages, mises en relation).</w:t>
       </w:r>
@@ -956,7 +1008,7 @@
       </w:pPr>
       <w:r>
         <w:rPr>
-          <w:rFonts w:ascii="Arial" w:cs="Arial" w:eastAsia="Arial" w:hAnsi="Arial"/>
+          <w:rFonts w:ascii="Inter" w:cs="Inter" w:eastAsia="Inter" w:hAnsi="Inter"/>
         </w:rPr>
         <w:t xml:space="preserve">Sollicitation des anciens comme témoins lors des réunions d’information et des job dating.</w:t>
       </w:r>
@@ -972,7 +1024,7 @@
       </w:pPr>
       <w:r>
         <w:rPr>
-          <w:rFonts w:ascii="Arial" w:cs="Arial" w:eastAsia="Arial" w:hAnsi="Arial"/>
+          <w:rFonts w:ascii="Inter" w:cs="Inter" w:eastAsia="Inter" w:hAnsi="Inter"/>
         </w:rPr>
         <w:t xml:space="preserve">Accès des anciens aux offres d’emploi transmises par les entreprises partenaires.</w:t>
       </w:r>
@@ -988,7 +1040,7 @@
       </w:pPr>
       <w:r>
         <w:rPr>
-          <w:rFonts w:ascii="Arial" w:cs="Arial" w:eastAsia="Arial" w:hAnsi="Arial"/>
+          <w:rFonts w:ascii="Inter" w:cs="Inter" w:eastAsia="Inter" w:hAnsi="Inter"/>
         </w:rPr>
         <w:t xml:space="preserve">Possibilité pour les anciens devenus salariés de devenir à leur tour maîtres d’apprentissage, après formation (pièce n° 17).</w:t>
       </w:r>
@@ -1001,7 +1053,7 @@
       </w:pPr>
       <w:r>
         <w:rPr>
-          <w:rFonts w:ascii="Arial" w:cs="Arial" w:eastAsia="Arial" w:hAnsi="Arial"/>
+          <w:rFonts w:ascii="Montserrat" w:cs="Montserrat" w:eastAsia="Montserrat" w:hAnsi="Montserrat"/>
         </w:rPr>
         <w:t xml:space="preserve">3. Exploitation des résultats</w:t>
       </w:r>
@@ -1013,7 +1065,7 @@
       </w:pPr>
       <w:r>
         <w:rPr>
-          <w:rFonts w:ascii="Arial" w:cs="Arial" w:eastAsia="Arial" w:hAnsi="Arial"/>
+          <w:rFonts w:ascii="Inter" w:cs="Inter" w:eastAsia="Inter" w:hAnsi="Inter"/>
         </w:rPr>
         <w:t xml:space="preserve">Les résultats sont analysés chaque année par la direction et l’équipe pédagogique pour faire évoluer les contenus de formation, le ciblage des entreprises et l’accompagnement. Ils alimentent les indicateurs publiés (pièce n° 13) et la démarche d’amélioration continue Qualiopi.</w:t>
       </w:r>
@@ -1023,7 +1075,7 @@
         <w:tblW w:type="dxa" w:w="9638"/>
         <w:tblBorders>
           <w:top w:val="none" w:color="FFFFFF" w:sz="0"/>
-          <w:left w:val="single" w:color="1F3A5F" w:sz="12"/>
+          <w:left w:val="single" w:color="1B3A6B" w:sz="12"/>
           <w:bottom w:val="none" w:color="FFFFFF" w:sz="0"/>
           <w:right w:val="none" w:color="FFFFFF" w:sz="0"/>
           <w:insideH w:val="none" w:color="FFFFFF" w:sz="0"/>
@@ -1037,7 +1089,7 @@
         <w:tc>
           <w:tcPr>
             <w:tcW w:type="dxa" w:w="9638"/>
-            <w:shd w:fill="EAF0F6" w:color="auto" w:val="clear"/>
+            <w:shd w:fill="EEF1F6" w:color="auto" w:val="clear"/>
             <w:tcMar>
               <w:top w:type="dxa" w:w="100"/>
               <w:left w:type="dxa" w:w="160"/>
@@ -1051,10 +1103,10 @@
             </w:pPr>
             <w:r>
               <w:rPr>
-                <w:rFonts w:ascii="Arial" w:cs="Arial" w:eastAsia="Arial" w:hAnsi="Arial"/>
+                <w:rFonts w:ascii="Montserrat" w:cs="Montserrat" w:eastAsia="Montserrat" w:hAnsi="Montserrat"/>
                 <w:b/>
                 <w:bCs/>
-                <w:color w:val="1F3A5F"/>
+                <w:color w:val="1B3A6B"/>
               </w:rPr>
               <w:t xml:space="preserve">Conformité RGPD / IA Act</w:t>
             </w:r>
@@ -1065,7 +1117,7 @@
             </w:pPr>
             <w:r>
               <w:rPr>
-                <w:rFonts w:ascii="Arial" w:cs="Arial" w:eastAsia="Arial" w:hAnsi="Arial"/>
+                <w:rFonts w:ascii="Inter" w:cs="Inter" w:eastAsia="Inter" w:hAnsi="Inter"/>
                 <w:b/>
                 <w:bCs/>
               </w:rPr>
@@ -1073,13 +1125,13 @@
             </w:r>
             <w:r>
               <w:rPr>
-                <w:rFonts w:ascii="Arial" w:cs="Arial" w:eastAsia="Arial" w:hAnsi="Arial"/>
+                <w:rFonts w:ascii="Inter" w:cs="Inter" w:eastAsia="Inter" w:hAnsi="Inter"/>
               </w:rPr>
               <w:t xml:space="preserve"> — Le suivi des anciens repose sur leur </w:t>
             </w:r>
             <w:r>
               <w:rPr>
-                <w:rFonts w:ascii="Arial" w:cs="Arial" w:eastAsia="Arial" w:hAnsi="Arial"/>
+                <w:rFonts w:ascii="Inter" w:cs="Inter" w:eastAsia="Inter" w:hAnsi="Inter"/>
                 <w:b/>
                 <w:bCs/>
               </w:rPr>
@@ -1087,7 +1139,7 @@
             </w:r>
             <w:r>
               <w:rPr>
-                <w:rFonts w:ascii="Arial" w:cs="Arial" w:eastAsia="Arial" w:hAnsi="Arial"/>
+                <w:rFonts w:ascii="Inter" w:cs="Inter" w:eastAsia="Inter" w:hAnsi="Inter"/>
               </w:rPr>
               <w:t xml:space="preserve">, recueilli à la fin du contrat et retirable à tout moment. Les données sont limitées à la situation professionnelle. Conservation : jusqu’à la dernière enquête (24 mois) puis anonymisation pour les statistiques.</w:t>
             </w:r>
@@ -1098,13 +1150,13 @@
             </w:pPr>
             <w:r>
               <w:rPr>
-                <w:rFonts w:ascii="Arial" w:cs="Arial" w:eastAsia="Arial" w:hAnsi="Arial"/>
+                <w:rFonts w:ascii="Inter" w:cs="Inter" w:eastAsia="Inter" w:hAnsi="Inter"/>
               </w:rPr>
               <w:t xml:space="preserve">Outil de questionnaire hébergé dans l’UE (</w:t>
             </w:r>
             <w:r>
               <w:rPr>
-                <w:rFonts w:ascii="Arial" w:cs="Arial" w:eastAsia="Arial" w:hAnsi="Arial"/>
+                <w:rFonts w:ascii="Inter" w:cs="Inter" w:eastAsia="Inter" w:hAnsi="Inter"/>
                 <w:b/>
                 <w:bCs/>
                 <w:highlight w:val="yellow"/>
@@ -1114,7 +1166,7 @@
             </w:r>
             <w:r>
               <w:rPr>
-                <w:rFonts w:ascii="Arial" w:cs="Arial" w:eastAsia="Arial" w:hAnsi="Arial"/>
+                <w:rFonts w:ascii="Inter" w:cs="Inter" w:eastAsia="Inter" w:hAnsi="Inter"/>
               </w:rPr>
               <w:t xml:space="preserve">).</w:t>
             </w:r>
@@ -1139,41 +1191,39 @@
       </w:pPr>
       <w:r>
         <w:rPr>
-          <w:rFonts w:ascii="Arial" w:cs="Arial" w:eastAsia="Arial" w:hAnsi="Arial"/>
-        </w:rPr>
-        <w:t xml:space="preserve">Fait à </w:t>
-      </w:r>
-      <w:r>
-        <w:rPr>
-          <w:rFonts w:ascii="Arial" w:cs="Arial" w:eastAsia="Arial" w:hAnsi="Arial"/>
+          <w:rFonts w:ascii="Inter" w:cs="Inter" w:eastAsia="Inter" w:hAnsi="Inter"/>
+        </w:rPr>
+        <w:t xml:space="preserve">Fait à Saint-Denis, le </w:t>
+      </w:r>
+      <w:r>
+        <w:rPr>
+          <w:rFonts w:ascii="Inter" w:cs="Inter" w:eastAsia="Inter" w:hAnsi="Inter"/>
           <w:b/>
           <w:bCs/>
           <w:highlight w:val="yellow"/>
           <w:highlightCs w:val="yellow"/>
         </w:rPr>
-        <w:t xml:space="preserve">[commune]</w:t>
-      </w:r>
-      <w:r>
-        <w:rPr>
-          <w:rFonts w:ascii="Arial" w:cs="Arial" w:eastAsia="Arial" w:hAnsi="Arial"/>
-        </w:rPr>
-        <w:t xml:space="preserve">, le </w:t>
-      </w:r>
-      <w:r>
-        <w:rPr>
-          <w:rFonts w:ascii="Arial" w:cs="Arial" w:eastAsia="Arial" w:hAnsi="Arial"/>
+        <w:t xml:space="preserve">[date d’envoi]</w:t>
+      </w:r>
+      <w:r>
+        <w:rPr>
+          <w:rFonts w:ascii="Inter" w:cs="Inter" w:eastAsia="Inter" w:hAnsi="Inter"/>
+        </w:rPr>
+        <w:t xml:space="preserve">.</w:t>
+      </w:r>
+    </w:p>
+    <w:p>
+      <w:pPr>
+        <w:spacing w:after="120" w:line="288"/>
+        <w:jc w:val="left"/>
+      </w:pPr>
+      <w:r>
+        <w:rPr>
+          <w:rFonts w:ascii="Inter" w:cs="Inter" w:eastAsia="Inter" w:hAnsi="Inter"/>
           <w:b/>
           <w:bCs/>
-          <w:highlight w:val="yellow"/>
-          <w:highlightCs w:val="yellow"/>
-        </w:rPr>
-        <w:t xml:space="preserve">[date d’envoi]</w:t>
-      </w:r>
-      <w:r>
-        <w:rPr>
-          <w:rFonts w:ascii="Arial" w:cs="Arial" w:eastAsia="Arial" w:hAnsi="Arial"/>
-        </w:rPr>
-        <w:t xml:space="preserve">.</w:t>
+        </w:rPr>
+        <w:t xml:space="preserve">Aurélien LUMEKA, Directeur de YEBA FORMATIONS</w:t>
       </w:r>
     </w:p>
     <w:p>
@@ -1183,21 +1233,7 @@
       </w:pPr>
       <w:r>
         <w:rPr>
-          <w:rFonts w:ascii="Arial" w:cs="Arial" w:eastAsia="Arial" w:hAnsi="Arial"/>
-          <w:b/>
-          <w:bCs/>
-        </w:rPr>
-        <w:t xml:space="preserve">Aurélien LUMEKA, Directeur de YEBA FORMATIONS</w:t>
-      </w:r>
-    </w:p>
-    <w:p>
-      <w:pPr>
-        <w:spacing w:after="120" w:line="288"/>
-        <w:jc w:val="left"/>
-      </w:pPr>
-      <w:r>
-        <w:rPr>
-          <w:rFonts w:ascii="Arial" w:cs="Arial" w:eastAsia="Arial" w:hAnsi="Arial"/>
+          <w:rFonts w:ascii="Inter" w:cs="Inter" w:eastAsia="Inter" w:hAnsi="Inter"/>
         </w:rPr>
         <w:t xml:space="preserve">Signature et cachet :</w:t>
       </w:r>
@@ -1263,8 +1299,8 @@
     </w:pPr>
     <w:r>
       <w:rPr>
-        <w:rFonts w:ascii="Arial" w:cs="Arial" w:eastAsia="Arial" w:hAnsi="Arial"/>
-        <w:color w:val="595959"/>
+        <w:rFonts w:ascii="Inter" w:cs="Inter" w:eastAsia="Inter" w:hAnsi="Inter"/>
+        <w:color w:val="4D4D4D"/>
         <w:sz w:val="16"/>
         <w:szCs w:val="16"/>
       </w:rPr>
@@ -1272,8 +1308,8 @@
     </w:r>
     <w:r>
       <w:rPr>
-        <w:rFonts w:ascii="Arial" w:cs="Arial" w:eastAsia="Arial" w:hAnsi="Arial"/>
-        <w:color w:val="595959"/>
+        <w:rFonts w:ascii="Inter" w:cs="Inter" w:eastAsia="Inter" w:hAnsi="Inter"/>
+        <w:color w:val="4D4D4D"/>
         <w:sz w:val="16"/>
         <w:szCs w:val="16"/>
       </w:rPr>
@@ -1284,8 +1320,8 @@
     </w:r>
     <w:r>
       <w:rPr>
-        <w:rFonts w:ascii="Arial" w:cs="Arial" w:eastAsia="Arial" w:hAnsi="Arial"/>
-        <w:color w:val="595959"/>
+        <w:rFonts w:ascii="Inter" w:cs="Inter" w:eastAsia="Inter" w:hAnsi="Inter"/>
+        <w:color w:val="4D4D4D"/>
         <w:sz w:val="16"/>
         <w:szCs w:val="16"/>
       </w:rPr>
@@ -1293,8 +1329,8 @@
     </w:r>
     <w:r>
       <w:rPr>
-        <w:rFonts w:ascii="Arial" w:cs="Arial" w:eastAsia="Arial" w:hAnsi="Arial"/>
-        <w:color w:val="595959"/>
+        <w:rFonts w:ascii="Inter" w:cs="Inter" w:eastAsia="Inter" w:hAnsi="Inter"/>
+        <w:color w:val="4D4D4D"/>
         <w:sz w:val="16"/>
         <w:szCs w:val="16"/>
       </w:rPr>
@@ -1352,8 +1388,8 @@
     </w:pPr>
     <w:r>
       <w:rPr>
-        <w:rFonts w:ascii="Arial" w:cs="Arial" w:eastAsia="Arial" w:hAnsi="Arial"/>
-        <w:color w:val="595959"/>
+        <w:rFonts w:ascii="Inter" w:cs="Inter" w:eastAsia="Inter" w:hAnsi="Inter"/>
+        <w:color w:val="4D4D4D"/>
         <w:sz w:val="16"/>
         <w:szCs w:val="16"/>
       </w:rPr>
@@ -1490,7 +1526,8 @@
   <w:docDefaults>
     <w:rPrDefault>
       <w:rPr>
-        <w:rFonts w:ascii="Arial" w:cs="Arial" w:eastAsia="Arial" w:hAnsi="Arial"/>
+        <w:rFonts w:ascii="Inter" w:cs="Inter" w:eastAsia="Inter" w:hAnsi="Inter"/>
+        <w:color w:val="121212"/>
         <w:sz w:val="22"/>
         <w:szCs w:val="22"/>
       </w:rPr>
@@ -1674,13 +1711,16 @@
     <w:next w:val="Normal"/>
     <w:qFormat/>
     <w:pPr>
+      <w:pBdr>
+        <w:bottom w:val="single" w:color="C9AB4C" w:sz="8" w:space="4"/>
+      </w:pBdr>
       <w:outlineLvl w:val="0"/>
     </w:pPr>
     <w:rPr>
-      <w:rFonts w:ascii="Arial" w:cs="Arial" w:eastAsia="Arial" w:hAnsi="Arial"/>
+      <w:rFonts w:ascii="Montserrat" w:cs="Montserrat" w:eastAsia="Montserrat" w:hAnsi="Montserrat"/>
       <w:b/>
       <w:bCs/>
-      <w:color w:val="1F3A5F"/>
+      <w:color w:val="1B3A6B"/>
       <w:sz w:val="28"/>
       <w:szCs w:val="28"/>
     </w:rPr>
@@ -1694,10 +1734,10 @@
       <w:outlineLvl w:val="1"/>
     </w:pPr>
     <w:rPr>
-      <w:rFonts w:ascii="Arial" w:cs="Arial" w:eastAsia="Arial" w:hAnsi="Arial"/>
+      <w:rFonts w:ascii="Montserrat" w:cs="Montserrat" w:eastAsia="Montserrat" w:hAnsi="Montserrat"/>
       <w:b/>
       <w:bCs/>
-      <w:color w:val="C8691C"/>
+      <w:color w:val="1B3A6B"/>
       <w:sz w:val="24"/>
       <w:szCs w:val="24"/>
     </w:rPr>

--- a/dossier-deets-apprentissage/word/14_Etat_descriptif_suivi_des_anciens_apprentis.docx
+++ b/dossier-deets-apprentissage/word/14_Etat_descriptif_suivi_des_anciens_apprentis.docx
@@ -113,6 +113,7 @@
           <w:p>
             <w:pPr>
               <w:spacing w:after="40"/>
+              <w:jc w:val="left"/>
             </w:pPr>
             <w:r>
               <w:rPr>
@@ -139,6 +140,7 @@
           <w:p>
             <w:pPr>
               <w:spacing w:after="40"/>
+              <w:jc w:val="left"/>
             </w:pPr>
             <w:r>
               <w:rPr>
@@ -169,6 +171,7 @@
           <w:p>
             <w:pPr>
               <w:spacing w:after="40"/>
+              <w:jc w:val="left"/>
             </w:pPr>
             <w:r>
               <w:rPr>
@@ -191,6 +194,7 @@
           <w:p>
             <w:pPr>
               <w:spacing w:after="40"/>
+              <w:jc w:val="left"/>
             </w:pPr>
             <w:r>
               <w:rPr>
@@ -219,6 +223,7 @@
           <w:p>
             <w:pPr>
               <w:spacing w:after="40"/>
+              <w:jc w:val="left"/>
             </w:pPr>
             <w:r>
               <w:rPr>
@@ -242,6 +247,7 @@
           <w:p>
             <w:pPr>
               <w:spacing w:after="40"/>
+              <w:jc w:val="left"/>
             </w:pPr>
             <w:r>
               <w:rPr>
@@ -269,6 +275,7 @@
           <w:p>
             <w:pPr>
               <w:spacing w:after="40"/>
+              <w:jc w:val="left"/>
             </w:pPr>
             <w:r>
               <w:rPr>
@@ -291,6 +298,7 @@
           <w:p>
             <w:pPr>
               <w:spacing w:after="40"/>
+              <w:jc w:val="left"/>
             </w:pPr>
             <w:r>
               <w:rPr>
@@ -319,6 +327,7 @@
           <w:p>
             <w:pPr>
               <w:spacing w:after="40"/>
+              <w:jc w:val="left"/>
             </w:pPr>
             <w:r>
               <w:rPr>
@@ -342,6 +351,7 @@
           <w:p>
             <w:pPr>
               <w:spacing w:after="40"/>
+              <w:jc w:val="left"/>
             </w:pPr>
             <w:r>
               <w:rPr>
@@ -369,6 +379,7 @@
           <w:p>
             <w:pPr>
               <w:spacing w:after="40"/>
+              <w:jc w:val="left"/>
             </w:pPr>
             <w:r>
               <w:rPr>
@@ -391,6 +402,7 @@
           <w:p>
             <w:pPr>
               <w:spacing w:after="40"/>
+              <w:jc w:val="left"/>
             </w:pPr>
             <w:r>
               <w:rPr>
@@ -419,6 +431,7 @@
           <w:p>
             <w:pPr>
               <w:spacing w:after="40"/>
+              <w:jc w:val="left"/>
             </w:pPr>
             <w:r>
               <w:rPr>
@@ -442,6 +455,7 @@
           <w:p>
             <w:pPr>
               <w:spacing w:after="40"/>
+              <w:jc w:val="both"/>
             </w:pPr>
             <w:r>
               <w:rPr>
@@ -469,6 +483,7 @@
           <w:p>
             <w:pPr>
               <w:spacing w:after="40"/>
+              <w:jc w:val="left"/>
             </w:pPr>
             <w:r>
               <w:rPr>
@@ -491,6 +506,7 @@
           <w:p>
             <w:pPr>
               <w:spacing w:after="40"/>
+              <w:jc w:val="left"/>
             </w:pPr>
             <w:r>
               <w:rPr>
@@ -519,6 +535,7 @@
           <w:p>
             <w:pPr>
               <w:spacing w:after="40"/>
+              <w:jc w:val="left"/>
             </w:pPr>
             <w:r>
               <w:rPr>
@@ -542,6 +559,7 @@
           <w:p>
             <w:pPr>
               <w:spacing w:after="40"/>
+              <w:jc w:val="left"/>
             </w:pPr>
             <w:r>
               <w:rPr>
@@ -607,6 +625,7 @@
           <w:p>
             <w:pPr>
               <w:spacing w:after="40"/>
+              <w:jc w:val="left"/>
             </w:pPr>
             <w:r>
               <w:rPr>
@@ -633,6 +652,7 @@
           <w:p>
             <w:pPr>
               <w:spacing w:after="40"/>
+              <w:jc w:val="left"/>
             </w:pPr>
             <w:r>
               <w:rPr>
@@ -659,6 +679,7 @@
           <w:p>
             <w:pPr>
               <w:spacing w:after="40"/>
+              <w:jc w:val="left"/>
             </w:pPr>
             <w:r>
               <w:rPr>
@@ -689,6 +710,7 @@
           <w:p>
             <w:pPr>
               <w:spacing w:after="40"/>
+              <w:jc w:val="left"/>
             </w:pPr>
             <w:r>
               <w:rPr>
@@ -711,6 +733,7 @@
           <w:p>
             <w:pPr>
               <w:spacing w:after="40"/>
+              <w:jc w:val="left"/>
             </w:pPr>
             <w:r>
               <w:rPr>
@@ -733,6 +756,7 @@
           <w:p>
             <w:pPr>
               <w:spacing w:after="40"/>
+              <w:jc w:val="left"/>
             </w:pPr>
             <w:r>
               <w:rPr>
@@ -761,6 +785,7 @@
           <w:p>
             <w:pPr>
               <w:spacing w:after="40"/>
+              <w:jc w:val="left"/>
             </w:pPr>
             <w:r>
               <w:rPr>
@@ -784,6 +809,7 @@
           <w:p>
             <w:pPr>
               <w:spacing w:after="40"/>
+              <w:jc w:val="left"/>
             </w:pPr>
             <w:r>
               <w:rPr>
@@ -807,6 +833,7 @@
           <w:p>
             <w:pPr>
               <w:spacing w:after="40"/>
+              <w:jc w:val="left"/>
             </w:pPr>
             <w:r>
               <w:rPr>
@@ -834,6 +861,7 @@
           <w:p>
             <w:pPr>
               <w:spacing w:after="40"/>
+              <w:jc w:val="left"/>
             </w:pPr>
             <w:r>
               <w:rPr>
@@ -856,6 +884,7 @@
           <w:p>
             <w:pPr>
               <w:spacing w:after="40"/>
+              <w:jc w:val="left"/>
             </w:pPr>
             <w:r>
               <w:rPr>
@@ -878,6 +907,7 @@
           <w:p>
             <w:pPr>
               <w:spacing w:after="40"/>
+              <w:jc w:val="left"/>
             </w:pPr>
             <w:r>
               <w:rPr>
@@ -906,6 +936,7 @@
           <w:p>
             <w:pPr>
               <w:spacing w:after="40"/>
+              <w:jc w:val="left"/>
             </w:pPr>
             <w:r>
               <w:rPr>
@@ -929,6 +960,7 @@
           <w:p>
             <w:pPr>
               <w:spacing w:after="40"/>
+              <w:jc w:val="left"/>
             </w:pPr>
             <w:r>
               <w:rPr>
@@ -952,6 +984,7 @@
           <w:p>
             <w:pPr>
               <w:spacing w:after="40"/>
+              <w:jc w:val="left"/>
             </w:pPr>
             <w:r>
               <w:rPr>
@@ -989,6 +1022,7 @@
           <w:numId w:val="2"/>
         </w:numPr>
         <w:spacing w:after="60" w:line="276"/>
+        <w:jc w:val="both"/>
       </w:pPr>
       <w:r>
         <w:rPr>
@@ -1005,6 +1039,7 @@
           <w:numId w:val="2"/>
         </w:numPr>
         <w:spacing w:after="60" w:line="276"/>
+        <w:jc w:val="both"/>
       </w:pPr>
       <w:r>
         <w:rPr>
@@ -1021,6 +1056,7 @@
           <w:numId w:val="2"/>
         </w:numPr>
         <w:spacing w:after="60" w:line="276"/>
+        <w:jc w:val="both"/>
       </w:pPr>
       <w:r>
         <w:rPr>
@@ -1037,6 +1073,7 @@
           <w:numId w:val="2"/>
         </w:numPr>
         <w:spacing w:after="60" w:line="276"/>
+        <w:jc w:val="both"/>
       </w:pPr>
       <w:r>
         <w:rPr>
@@ -1114,6 +1151,7 @@
           <w:p>
             <w:pPr>
               <w:spacing w:after="50"/>
+              <w:jc w:val="both"/>
             </w:pPr>
             <w:r>
               <w:rPr>
@@ -1147,6 +1185,7 @@
           <w:p>
             <w:pPr>
               <w:spacing w:after="50"/>
+              <w:jc w:val="both"/>
             </w:pPr>
             <w:r>
               <w:rPr>

--- a/dossier-deets-apprentissage/word/14_Etat_descriptif_suivi_des_anciens_apprentis.docx
+++ b/dossier-deets-apprentissage/word/14_Etat_descriptif_suivi_des_anciens_apprentis.docx
@@ -4,29 +4,47 @@
   <w:body>
     <w:p>
       <w:pPr>
-        <w:spacing w:after="40"/>
-      </w:pPr>
-      <w:r>
-        <w:rPr>
-          <w:rFonts w:ascii="Montserrat" w:cs="Montserrat" w:eastAsia="Montserrat" w:hAnsi="Montserrat"/>
-          <w:b/>
-          <w:bCs/>
-          <w:color w:val="1B3A6B"/>
-          <w:sz w:val="40"/>
-          <w:szCs w:val="40"/>
-        </w:rPr>
-        <w:t xml:space="preserve">YEBA</w:t>
-      </w:r>
-      <w:r>
-        <w:rPr>
-          <w:rFonts w:ascii="Montserrat" w:cs="Montserrat" w:eastAsia="Montserrat" w:hAnsi="Montserrat"/>
-          <w:b/>
-          <w:bCs/>
-          <w:color w:val="C9AB4C"/>
-          <w:sz w:val="40"/>
-          <w:szCs w:val="40"/>
-        </w:rPr>
-        <w:t xml:space="preserve">  FORMATIONS</w:t>
+        <w:spacing w:after="80"/>
+      </w:pPr>
+      <w:r>
+        <w:drawing>
+          <wp:inline distT="0" distB="0" distL="0" distR="0">
+            <wp:extent cx="1143000" cy="971550"/>
+            <wp:effectExtent t="0" r="0" b="0" l="0"/>
+            <wp:docPr id="1" name="logo" descr="Logo YEBA FORMATIONS" title="Logo YEBA FORMATIONS"/>
+            <wp:cNvGraphicFramePr>
+              <a:graphicFrameLocks xmlns:a="http://schemas.openxmlformats.org/drawingml/2006/main" noChangeAspect="1"/>
+            </wp:cNvGraphicFramePr>
+            <a:graphic xmlns:a="http://schemas.openxmlformats.org/drawingml/2006/main">
+              <a:graphicData uri="http://schemas.openxmlformats.org/drawingml/2006/picture">
+                <pic:pic xmlns:pic="http://schemas.openxmlformats.org/drawingml/2006/picture">
+                  <pic:nvPicPr>
+                    <pic:cNvPr id="0" name="" descr=""/>
+                    <pic:cNvPicPr>
+                      <a:picLocks noChangeAspect="1" noChangeArrowheads="1"/>
+                    </pic:cNvPicPr>
+                  </pic:nvPicPr>
+                  <pic:blipFill>
+                    <a:blip r:embed="rId9" cstate="none"/>
+                    <a:srcRect/>
+                    <a:stretch>
+                      <a:fillRect/>
+                    </a:stretch>
+                  </pic:blipFill>
+                  <pic:spPr bwMode="auto">
+                    <a:xfrm>
+                      <a:off x="0" y="0"/>
+                      <a:ext cx="1143000" cy="971550"/>
+                    </a:xfrm>
+                    <a:prstGeom prst="rect">
+                      <a:avLst/>
+                    </a:prstGeom>
+                  </pic:spPr>
+                </pic:pic>
+              </a:graphicData>
+            </a:graphic>
+          </wp:inline>
+        </w:drawing>
       </w:r>
     </w:p>
     <w:p>
@@ -512,7 +530,7 @@
               <w:rPr>
                 <w:rFonts w:ascii="Inter" w:cs="Inter" w:eastAsia="Inter" w:hAnsi="Inter"/>
               </w:rPr>
-              <w:t xml:space="preserve">Aurélien LUMEKA, Directeur</w:t>
+              <w:t xml:space="preserve">Aurélien LUMEKA, Directeur — +262 693 32 24 45 — yebaformations@gmail.com</w:t>
             </w:r>
           </w:p>
         </w:tc>
@@ -565,7 +583,7 @@
               <w:rPr>
                 <w:rFonts w:ascii="Inter" w:cs="Inter" w:eastAsia="Inter" w:hAnsi="Inter"/>
               </w:rPr>
-              <w:t xml:space="preserve">Version 2 du 28/10/2026</w:t>
+              <w:t xml:space="preserve">Version 3 du 30/10/2026</w:t>
             </w:r>
           </w:p>
         </w:tc>

--- a/dossier-deets-apprentissage/word/14_Etat_descriptif_suivi_des_anciens_apprentis.docx
+++ b/dossier-deets-apprentissage/word/14_Etat_descriptif_suivi_des_anciens_apprentis.docx
@@ -455,7 +455,7 @@
               <w:rPr>
                 <w:rFonts w:ascii="Inter" w:cs="Inter" w:eastAsia="Inter" w:hAnsi="Inter"/>
               </w:rPr>
-              <w:t xml:space="preserve">Certification Qualiopi</w:t>
+              <w:t xml:space="preserve">Adresse administrative (courrier)</w:t>
             </w:r>
           </w:p>
         </w:tc>
@@ -473,13 +473,13 @@
           <w:p>
             <w:pPr>
               <w:spacing w:after="40"/>
-              <w:jc w:val="both"/>
-            </w:pPr>
-            <w:r>
-              <w:rPr>
-                <w:rFonts w:ascii="Inter" w:cs="Inter" w:eastAsia="Inter" w:hAnsi="Inter"/>
-              </w:rPr>
-              <w:t xml:space="preserve">n° 25FOR02027.1 (actions de formation). Extension à la catégorie « actions de formation par apprentissage » engagée : l’audit d’extension sera réalisé dès l’entrée en formation du premier apprenti (courriel de l’organisme certificateur du 14/10/2026).</w:t>
+              <w:jc w:val="left"/>
+            </w:pPr>
+            <w:r>
+              <w:rPr>
+                <w:rFonts w:ascii="Inter" w:cs="Inter" w:eastAsia="Inter" w:hAnsi="Inter"/>
+              </w:rPr>
+              <w:t xml:space="preserve">9 rue Françoise Châtelain, Bâtiment A, Entrée 1, Porte 0042, 97490 Saint-Denis</w:t>
             </w:r>
           </w:p>
         </w:tc>
@@ -507,7 +507,7 @@
               <w:rPr>
                 <w:rFonts w:ascii="Inter" w:cs="Inter" w:eastAsia="Inter" w:hAnsi="Inter"/>
               </w:rPr>
-              <w:t xml:space="preserve">Responsable</w:t>
+              <w:t xml:space="preserve">Certification Qualiopi</w:t>
             </w:r>
           </w:p>
         </w:tc>
@@ -524,13 +524,27 @@
           <w:p>
             <w:pPr>
               <w:spacing w:after="40"/>
-              <w:jc w:val="left"/>
-            </w:pPr>
-            <w:r>
-              <w:rPr>
-                <w:rFonts w:ascii="Inter" w:cs="Inter" w:eastAsia="Inter" w:hAnsi="Inter"/>
-              </w:rPr>
-              <w:t xml:space="preserve">Aurélien LUMEKA, Directeur — +262 693 32 24 45 — yebaformations@gmail.com</w:t>
+              <w:jc w:val="both"/>
+            </w:pPr>
+            <w:r>
+              <w:rPr>
+                <w:rFonts w:ascii="Inter" w:cs="Inter" w:eastAsia="Inter" w:hAnsi="Inter"/>
+              </w:rPr>
+              <w:t xml:space="preserve">n° 25FOR02027.1, délivrée par QUALITIA Certification, valable du 17/02/2026 au 16/02/2029. Catégories certifiées (art. L.6313-1 du Code du travail) : actions de formation, bilans de compétences, actions de validation des acquis de l’expérience et </w:t>
+            </w:r>
+            <w:r>
+              <w:rPr>
+                <w:rFonts w:ascii="Inter" w:cs="Inter" w:eastAsia="Inter" w:hAnsi="Inter"/>
+                <w:b/>
+                <w:bCs/>
+              </w:rPr>
+              <w:t xml:space="preserve">actions de formation par apprentissage</w:t>
+            </w:r>
+            <w:r>
+              <w:rPr>
+                <w:rFonts w:ascii="Inter" w:cs="Inter" w:eastAsia="Inter" w:hAnsi="Inter"/>
+              </w:rPr>
+              <w:t xml:space="preserve">.</w:t>
             </w:r>
           </w:p>
         </w:tc>
@@ -559,7 +573,7 @@
               <w:rPr>
                 <w:rFonts w:ascii="Inter" w:cs="Inter" w:eastAsia="Inter" w:hAnsi="Inter"/>
               </w:rPr>
-              <w:t xml:space="preserve">Version</w:t>
+              <w:t xml:space="preserve">Responsable</w:t>
             </w:r>
           </w:p>
         </w:tc>
@@ -583,7 +597,58 @@
               <w:rPr>
                 <w:rFonts w:ascii="Inter" w:cs="Inter" w:eastAsia="Inter" w:hAnsi="Inter"/>
               </w:rPr>
-              <w:t xml:space="preserve">Version 3 du 30/10/2026</w:t>
+              <w:t xml:space="preserve">Aurélien LUMEKA, Directeur — +262 693 32 24 45 — yebaformations@gmail.com</w:t>
+            </w:r>
+          </w:p>
+        </w:tc>
+      </w:tr>
+      <w:tr>
+        <w:trPr>
+          <w:cantSplit/>
+        </w:trPr>
+        <w:tc>
+          <w:tcPr>
+            <w:tcW w:type="dxa" w:w="2600"/>
+            <w:tcMar>
+              <w:top w:type="dxa" w:w="60"/>
+              <w:left w:type="dxa" w:w="90"/>
+              <w:bottom w:type="dxa" w:w="60"/>
+              <w:right w:type="dxa" w:w="90"/>
+            </w:tcMar>
+          </w:tcPr>
+          <w:p>
+            <w:pPr>
+              <w:spacing w:after="40"/>
+              <w:jc w:val="left"/>
+            </w:pPr>
+            <w:r>
+              <w:rPr>
+                <w:rFonts w:ascii="Inter" w:cs="Inter" w:eastAsia="Inter" w:hAnsi="Inter"/>
+              </w:rPr>
+              <w:t xml:space="preserve">Version</w:t>
+            </w:r>
+          </w:p>
+        </w:tc>
+        <w:tc>
+          <w:tcPr>
+            <w:tcW w:type="dxa" w:w="7038"/>
+            <w:tcMar>
+              <w:top w:type="dxa" w:w="60"/>
+              <w:left w:type="dxa" w:w="90"/>
+              <w:bottom w:type="dxa" w:w="60"/>
+              <w:right w:type="dxa" w:w="90"/>
+            </w:tcMar>
+          </w:tcPr>
+          <w:p>
+            <w:pPr>
+              <w:spacing w:after="40"/>
+              <w:jc w:val="left"/>
+            </w:pPr>
+            <w:r>
+              <w:rPr>
+                <w:rFonts w:ascii="Inter" w:cs="Inter" w:eastAsia="Inter" w:hAnsi="Inter"/>
+              </w:rPr>
+              <w:t xml:space="preserve">Version 4 du 30/10/2026</w:t>
             </w:r>
           </w:p>
         </w:tc>
